--- a/word_files/Annex/Q1-Participation.docx
+++ b/word_files/Annex/Q1-Participation.docx
@@ -1,6 +1,6 @@
 
 <file path=word/document.xml><?xml version="1.0" encoding="utf-8"?>
-<w:document xmlns:wpc="http://schemas.microsoft.com/office/word/2010/wordprocessingCanvas" xmlns:cx="http://schemas.microsoft.com/office/drawing/2014/chartex" xmlns:cx1="http://schemas.microsoft.com/office/drawing/2015/9/8/chartex" xmlns:cx2="http://schemas.microsoft.com/office/drawing/2015/10/21/chartex" xmlns:cx3="http://schemas.microsoft.com/office/drawing/2016/5/9/chartex" xmlns:cx4="http://schemas.microsoft.com/office/drawing/2016/5/10/chartex" xmlns:cx5="http://schemas.microsoft.com/office/drawing/2016/5/11/chartex" xmlns:cx6="http://schemas.microsoft.com/office/drawing/2016/5/12/chartex" xmlns:cx7="http://schemas.microsoft.com/office/drawing/2016/5/13/chartex" xmlns:cx8="http://schemas.microsoft.com/office/drawing/2016/5/14/chartex" xmlns:mc="http://schemas.openxmlformats.org/markup-compatibility/2006" xmlns:aink="http://schemas.microsoft.com/office/drawing/2016/ink" xmlns:am3d="http://schemas.microsoft.com/office/drawing/2017/model3d" xmlns:o="urn:schemas-microsoft-com:office:office" xmlns:oel="http://schemas.microsoft.com/office/2019/extlst" xmlns:r="http://schemas.openxmlformats.org/officeDocument/2006/relationships" xmlns:m="http://schemas.openxmlformats.org/officeDocument/2006/math" xmlns:v="urn:schemas-microsoft-com:vml" xmlns:wp14="http://schemas.microsoft.com/office/word/2010/wordprocessingDrawing" xmlns:wp="http://schemas.openxmlformats.org/drawingml/2006/wordprocessingDrawing" xmlns:w10="urn:schemas-microsoft-com:office:word" xmlns:w="http://schemas.openxmlformats.org/wordprocessingml/2006/main" xmlns:w14="http://schemas.microsoft.com/office/word/2010/wordml" xmlns:w15="http://schemas.microsoft.com/office/word/2012/wordml" xmlns:w16cex="http://schemas.microsoft.com/office/word/2018/wordml/cex" xmlns:w16cid="http://schemas.microsoft.com/office/word/2016/wordml/cid" xmlns:w16="http://schemas.microsoft.com/office/word/2018/wordml" xmlns:w16sdtdh="http://schemas.microsoft.com/office/word/2020/wordml/sdtdatahash" xmlns:w16se="http://schemas.microsoft.com/office/word/2015/wordml/symex" xmlns:wpg="http://schemas.microsoft.com/office/word/2010/wordprocessingGroup" xmlns:wpi="http://schemas.microsoft.com/office/word/2010/wordprocessingInk" xmlns:wne="http://schemas.microsoft.com/office/word/2006/wordml" xmlns:wps="http://schemas.microsoft.com/office/word/2010/wordprocessingShape" mc:Ignorable="w14 w15 w16se w16cid w16 w16cex w16sdtdh wp14">
+<w:document xmlns:wpc="http://schemas.microsoft.com/office/word/2010/wordprocessingCanvas" xmlns:cx="http://schemas.microsoft.com/office/drawing/2014/chartex" xmlns:cx1="http://schemas.microsoft.com/office/drawing/2015/9/8/chartex" xmlns:cx2="http://schemas.microsoft.com/office/drawing/2015/10/21/chartex" xmlns:cx3="http://schemas.microsoft.com/office/drawing/2016/5/9/chartex" xmlns:cx4="http://schemas.microsoft.com/office/drawing/2016/5/10/chartex" xmlns:cx5="http://schemas.microsoft.com/office/drawing/2016/5/11/chartex" xmlns:cx6="http://schemas.microsoft.com/office/drawing/2016/5/12/chartex" xmlns:cx7="http://schemas.microsoft.com/office/drawing/2016/5/13/chartex" xmlns:cx8="http://schemas.microsoft.com/office/drawing/2016/5/14/chartex" xmlns:mc="http://schemas.openxmlformats.org/markup-compatibility/2006" xmlns:aink="http://schemas.microsoft.com/office/drawing/2016/ink" xmlns:am3d="http://schemas.microsoft.com/office/drawing/2017/model3d" xmlns:o="urn:schemas-microsoft-com:office:office" xmlns:oel="http://schemas.microsoft.com/office/2019/extlst" xmlns:r="http://schemas.openxmlformats.org/officeDocument/2006/relationships" xmlns:m="http://schemas.openxmlformats.org/officeDocument/2006/math" xmlns:v="urn:schemas-microsoft-com:vml" xmlns:wp14="http://schemas.microsoft.com/office/word/2010/wordprocessingDrawing" xmlns:wp="http://schemas.openxmlformats.org/drawingml/2006/wordprocessingDrawing" xmlns:w10="urn:schemas-microsoft-com:office:word" xmlns:w="http://schemas.openxmlformats.org/wordprocessingml/2006/main" xmlns:w14="http://schemas.microsoft.com/office/word/2010/wordml" xmlns:w15="http://schemas.microsoft.com/office/word/2012/wordml" xmlns:w16cex="http://schemas.microsoft.com/office/word/2018/wordml/cex" xmlns:w16cid="http://schemas.microsoft.com/office/word/2016/wordml/cid" xmlns:w16="http://schemas.microsoft.com/office/word/2018/wordml" xmlns:w16du="http://schemas.microsoft.com/office/word/2023/wordml/word16du" xmlns:w16sdtdh="http://schemas.microsoft.com/office/word/2020/wordml/sdtdatahash" xmlns:w16se="http://schemas.microsoft.com/office/word/2015/wordml/symex" xmlns:wpg="http://schemas.microsoft.com/office/word/2010/wordprocessingGroup" xmlns:wpi="http://schemas.microsoft.com/office/word/2010/wordprocessingInk" xmlns:wne="http://schemas.microsoft.com/office/word/2006/wordml" xmlns:wps="http://schemas.microsoft.com/office/word/2010/wordprocessingShape" mc:Ignorable="w14 w15 w16se w16cid w16 w16cex w16sdtdh w16du wp14">
   <w:body>
     <w:p>
       <w:pPr>
@@ -107,7 +107,6 @@
         </w:rPr>
         <w:t xml:space="preserve">Evaluator: </w:t>
       </w:r>
-      <w:proofErr w:type="spellStart"/>
       <w:r>
         <w:rPr>
           <w:rFonts w:ascii="Segoe UI" w:hAnsi="Segoe UI" w:cs="Segoe UI"/>
@@ -117,12 +116,11 @@
         </w:rPr>
         <w:t>Hegias</w:t>
       </w:r>
-      <w:proofErr w:type="spellEnd"/>
     </w:p>
     <w:tbl>
       <w:tblPr>
         <w:tblpPr w:leftFromText="180" w:rightFromText="180" w:vertAnchor="text" w:horzAnchor="margin" w:tblpXSpec="center" w:tblpY="178"/>
-        <w:tblW w:w="15442" w:type="dxa"/>
+        <w:tblW w:w="14451" w:type="dxa"/>
         <w:tblBorders>
           <w:top w:val="outset" w:sz="6" w:space="0" w:color="auto"/>
           <w:left w:val="outset" w:sz="6" w:space="0" w:color="auto"/>
@@ -142,7 +140,7 @@
         <w:gridCol w:w="1275"/>
         <w:gridCol w:w="3969"/>
         <w:gridCol w:w="3969"/>
-        <w:gridCol w:w="2409"/>
+        <w:gridCol w:w="1418"/>
       </w:tblGrid>
       <w:tr>
         <w:trPr>
@@ -313,7 +311,7 @@
         </w:tc>
         <w:tc>
           <w:tcPr>
-            <w:tcW w:w="2409" w:type="dxa"/>
+            <w:tcW w:w="1418" w:type="dxa"/>
             <w:tcBorders>
               <w:top w:val="single" w:sz="6" w:space="0" w:color="auto"/>
               <w:left w:val="single" w:sz="6" w:space="0" w:color="auto"/>
@@ -506,7 +504,7 @@
         </w:tc>
         <w:tc>
           <w:tcPr>
-            <w:tcW w:w="2409" w:type="dxa"/>
+            <w:tcW w:w="1418" w:type="dxa"/>
             <w:tcBorders>
               <w:top w:val="single" w:sz="6" w:space="0" w:color="auto"/>
               <w:left w:val="single" w:sz="6" w:space="0" w:color="auto"/>
@@ -664,7 +662,7 @@
         </w:tc>
         <w:tc>
           <w:tcPr>
-            <w:tcW w:w="2409" w:type="dxa"/>
+            <w:tcW w:w="1418" w:type="dxa"/>
             <w:tcBorders>
               <w:top w:val="single" w:sz="6" w:space="0" w:color="auto"/>
               <w:left w:val="single" w:sz="6" w:space="0" w:color="auto"/>
@@ -824,7 +822,7 @@
         </w:tc>
         <w:tc>
           <w:tcPr>
-            <w:tcW w:w="2409" w:type="dxa"/>
+            <w:tcW w:w="1418" w:type="dxa"/>
             <w:tcBorders>
               <w:top w:val="single" w:sz="6" w:space="0" w:color="auto"/>
               <w:left w:val="single" w:sz="6" w:space="0" w:color="auto"/>
@@ -981,7 +979,7 @@
         </w:tc>
         <w:tc>
           <w:tcPr>
-            <w:tcW w:w="2409" w:type="dxa"/>
+            <w:tcW w:w="1418" w:type="dxa"/>
             <w:tcBorders>
               <w:top w:val="single" w:sz="6" w:space="0" w:color="auto"/>
               <w:left w:val="single" w:sz="6" w:space="0" w:color="auto"/>
@@ -1160,7 +1158,7 @@
         </w:tc>
         <w:tc>
           <w:tcPr>
-            <w:tcW w:w="2409" w:type="dxa"/>
+            <w:tcW w:w="1418" w:type="dxa"/>
             <w:tcBorders>
               <w:top w:val="single" w:sz="6" w:space="0" w:color="auto"/>
               <w:left w:val="single" w:sz="6" w:space="0" w:color="auto"/>
@@ -1317,80 +1315,44 @@
                 <w:sz w:val="20"/>
                 <w:szCs w:val="20"/>
               </w:rPr>
-              <w:t xml:space="preserve">Student struggles to identify, integrate and </w:t>
-            </w:r>
-            <w:proofErr w:type="spellStart"/>
+              <w:t xml:space="preserve">Student struggles to identify, integrate and analyse knowledge during symposia. </w:t>
+            </w:r>
+          </w:p>
+        </w:tc>
+        <w:tc>
+          <w:tcPr>
+            <w:tcW w:w="3969" w:type="dxa"/>
+            <w:tcBorders>
+              <w:top w:val="single" w:sz="6" w:space="0" w:color="auto"/>
+              <w:left w:val="single" w:sz="6" w:space="0" w:color="auto"/>
+              <w:bottom w:val="single" w:sz="6" w:space="0" w:color="auto"/>
+              <w:right w:val="single" w:sz="6" w:space="0" w:color="auto"/>
+            </w:tcBorders>
+          </w:tcPr>
+          <w:p>
+            <w:pPr>
+              <w:spacing w:after="0" w:line="240" w:lineRule="auto"/>
+              <w:textAlignment w:val="baseline"/>
+              <w:rPr>
+                <w:rFonts w:ascii="Calibri" w:eastAsia="Times New Roman" w:hAnsi="Calibri" w:cs="Calibri"/>
+                <w:sz w:val="20"/>
+                <w:szCs w:val="20"/>
+                <w:lang w:val="en-GB" w:eastAsia="en-GB"/>
+              </w:rPr>
+            </w:pPr>
             <w:r>
               <w:rPr>
                 <w:rFonts w:ascii="Calibri" w:hAnsi="Calibri" w:cs="Calibri"/>
                 <w:sz w:val="20"/>
                 <w:szCs w:val="20"/>
               </w:rPr>
-              <w:t>analyse</w:t>
-            </w:r>
-            <w:proofErr w:type="spellEnd"/>
-            <w:r>
-              <w:rPr>
-                <w:rFonts w:ascii="Calibri" w:hAnsi="Calibri" w:cs="Calibri"/>
-                <w:sz w:val="20"/>
-                <w:szCs w:val="20"/>
-              </w:rPr>
-              <w:t xml:space="preserve"> knowledge during symposia. </w:t>
-            </w:r>
-          </w:p>
-        </w:tc>
-        <w:tc>
-          <w:tcPr>
-            <w:tcW w:w="3969" w:type="dxa"/>
-            <w:tcBorders>
-              <w:top w:val="single" w:sz="6" w:space="0" w:color="auto"/>
-              <w:left w:val="single" w:sz="6" w:space="0" w:color="auto"/>
-              <w:bottom w:val="single" w:sz="6" w:space="0" w:color="auto"/>
-              <w:right w:val="single" w:sz="6" w:space="0" w:color="auto"/>
-            </w:tcBorders>
-          </w:tcPr>
-          <w:p>
-            <w:pPr>
-              <w:spacing w:after="0" w:line="240" w:lineRule="auto"/>
-              <w:textAlignment w:val="baseline"/>
-              <w:rPr>
-                <w:rFonts w:ascii="Calibri" w:eastAsia="Times New Roman" w:hAnsi="Calibri" w:cs="Calibri"/>
-                <w:sz w:val="20"/>
-                <w:szCs w:val="20"/>
-                <w:lang w:val="en-GB" w:eastAsia="en-GB"/>
-              </w:rPr>
-            </w:pPr>
-            <w:r>
-              <w:rPr>
-                <w:rFonts w:ascii="Calibri" w:hAnsi="Calibri" w:cs="Calibri"/>
-                <w:sz w:val="20"/>
-                <w:szCs w:val="20"/>
-              </w:rPr>
-              <w:t xml:space="preserve">Student is able to identify, integrate and </w:t>
-            </w:r>
-            <w:proofErr w:type="spellStart"/>
-            <w:r>
-              <w:rPr>
-                <w:rFonts w:ascii="Calibri" w:hAnsi="Calibri" w:cs="Calibri"/>
-                <w:sz w:val="20"/>
-                <w:szCs w:val="20"/>
-              </w:rPr>
-              <w:t>analyse</w:t>
-            </w:r>
-            <w:proofErr w:type="spellEnd"/>
-            <w:r>
-              <w:rPr>
-                <w:rFonts w:ascii="Calibri" w:hAnsi="Calibri" w:cs="Calibri"/>
-                <w:sz w:val="20"/>
-                <w:szCs w:val="20"/>
-              </w:rPr>
-              <w:t xml:space="preserve"> knowledge during symposia.</w:t>
-            </w:r>
-          </w:p>
-        </w:tc>
-        <w:tc>
-          <w:tcPr>
-            <w:tcW w:w="2409" w:type="dxa"/>
+              <w:t>Student is able to identify, integrate and analyse knowledge during symposia.</w:t>
+            </w:r>
+          </w:p>
+        </w:tc>
+        <w:tc>
+          <w:tcPr>
+            <w:tcW w:w="1418" w:type="dxa"/>
             <w:tcBorders>
               <w:top w:val="single" w:sz="6" w:space="0" w:color="auto"/>
               <w:left w:val="single" w:sz="6" w:space="0" w:color="auto"/>
@@ -1432,7 +1394,7 @@
 </file>
 
 <file path=word/styles.xml><?xml version="1.0" encoding="utf-8"?>
-<w:styles xmlns:mc="http://schemas.openxmlformats.org/markup-compatibility/2006" xmlns:r="http://schemas.openxmlformats.org/officeDocument/2006/relationships" xmlns:w="http://schemas.openxmlformats.org/wordprocessingml/2006/main" xmlns:w14="http://schemas.microsoft.com/office/word/2010/wordml" xmlns:w15="http://schemas.microsoft.com/office/word/2012/wordml" xmlns:w16cex="http://schemas.microsoft.com/office/word/2018/wordml/cex" xmlns:w16cid="http://schemas.microsoft.com/office/word/2016/wordml/cid" xmlns:w16="http://schemas.microsoft.com/office/word/2018/wordml" xmlns:w16sdtdh="http://schemas.microsoft.com/office/word/2020/wordml/sdtdatahash" xmlns:w16se="http://schemas.microsoft.com/office/word/2015/wordml/symex" mc:Ignorable="w14 w15 w16se w16cid w16 w16cex w16sdtdh">
+<w:styles xmlns:mc="http://schemas.openxmlformats.org/markup-compatibility/2006" xmlns:r="http://schemas.openxmlformats.org/officeDocument/2006/relationships" xmlns:w="http://schemas.openxmlformats.org/wordprocessingml/2006/main" xmlns:w14="http://schemas.microsoft.com/office/word/2010/wordml" xmlns:w15="http://schemas.microsoft.com/office/word/2012/wordml" xmlns:w16cex="http://schemas.microsoft.com/office/word/2018/wordml/cex" xmlns:w16cid="http://schemas.microsoft.com/office/word/2016/wordml/cid" xmlns:w16="http://schemas.microsoft.com/office/word/2018/wordml" xmlns:w16du="http://schemas.microsoft.com/office/word/2023/wordml/word16du" xmlns:w16sdtdh="http://schemas.microsoft.com/office/word/2020/wordml/sdtdatahash" xmlns:w16se="http://schemas.microsoft.com/office/word/2015/wordml/symex" mc:Ignorable="w14 w15 w16se w16cid w16 w16cex w16sdtdh w16du">
   <w:docDefaults>
     <w:rPrDefault>
       <w:rPr>
@@ -2247,14 +2209,12 @@
 </file>
 
 <file path=customXml/item1.xml><?xml version="1.0" encoding="utf-8"?>
-<p:properties xmlns:p="http://schemas.microsoft.com/office/2006/metadata/properties" xmlns:xsi="http://www.w3.org/2001/XMLSchema-instance" xmlns:pc="http://schemas.microsoft.com/office/infopath/2007/PartnerControls">
-  <documentManagement>
-    <lcf76f155ced4ddcb4097134ff3c332f xmlns="c2af1203-a1e0-49fe-9bc1-da87b6900221">
-      <Terms xmlns="http://schemas.microsoft.com/office/infopath/2007/PartnerControls"/>
-    </lcf76f155ced4ddcb4097134ff3c332f>
-    <TaxCatchAll xmlns="e7263df1-7b3c-4456-b643-d7b891353f09" xsi:nil="true"/>
-  </documentManagement>
-</p:properties>
+<?mso-contentType ?>
+<FormTemplates xmlns="http://schemas.microsoft.com/sharepoint/v3/contenttype/forms">
+  <Display>DocumentLibraryForm</Display>
+  <Edit>DocumentLibraryForm</Edit>
+  <New>DocumentLibraryForm</New>
+</FormTemplates>
 </file>
 
 <file path=customXml/item2.xml><?xml version="1.0" encoding="utf-8"?>
@@ -2501,21 +2461,20 @@
 </file>
 
 <file path=customXml/item3.xml><?xml version="1.0" encoding="utf-8"?>
-<?mso-contentType ?>
-<FormTemplates xmlns="http://schemas.microsoft.com/sharepoint/v3/contenttype/forms">
-  <Display>DocumentLibraryForm</Display>
-  <Edit>DocumentLibraryForm</Edit>
-  <New>DocumentLibraryForm</New>
-</FormTemplates>
+<p:properties xmlns:p="http://schemas.microsoft.com/office/2006/metadata/properties" xmlns:xsi="http://www.w3.org/2001/XMLSchema-instance" xmlns:pc="http://schemas.microsoft.com/office/infopath/2007/PartnerControls">
+  <documentManagement>
+    <lcf76f155ced4ddcb4097134ff3c332f xmlns="c2af1203-a1e0-49fe-9bc1-da87b6900221">
+      <Terms xmlns="http://schemas.microsoft.com/office/infopath/2007/PartnerControls"/>
+    </lcf76f155ced4ddcb4097134ff3c332f>
+    <TaxCatchAll xmlns="e7263df1-7b3c-4456-b643-d7b891353f09" xsi:nil="true"/>
+  </documentManagement>
+</p:properties>
 </file>
 
 <file path=customXml/itemProps1.xml><?xml version="1.0" encoding="utf-8"?>
-<ds:datastoreItem xmlns:ds="http://schemas.openxmlformats.org/officeDocument/2006/customXml" ds:itemID="{020600AF-218F-4FB0-9E3E-518FF9ED3595}">
+<ds:datastoreItem xmlns:ds="http://schemas.openxmlformats.org/officeDocument/2006/customXml" ds:itemID="{3EEDE29A-7D72-42A6-A3AC-203C64471DBA}">
   <ds:schemaRefs>
-    <ds:schemaRef ds:uri="http://schemas.microsoft.com/office/2006/metadata/properties"/>
-    <ds:schemaRef ds:uri="http://schemas.microsoft.com/office/infopath/2007/PartnerControls"/>
-    <ds:schemaRef ds:uri="c2af1203-a1e0-49fe-9bc1-da87b6900221"/>
-    <ds:schemaRef ds:uri="e7263df1-7b3c-4456-b643-d7b891353f09"/>
+    <ds:schemaRef ds:uri="http://schemas.microsoft.com/sharepoint/v3/contenttype/forms"/>
   </ds:schemaRefs>
 </ds:datastoreItem>
 </file>
@@ -2540,9 +2499,12 @@
 </file>
 
 <file path=customXml/itemProps3.xml><?xml version="1.0" encoding="utf-8"?>
-<ds:datastoreItem xmlns:ds="http://schemas.openxmlformats.org/officeDocument/2006/customXml" ds:itemID="{3EEDE29A-7D72-42A6-A3AC-203C64471DBA}">
+<ds:datastoreItem xmlns:ds="http://schemas.openxmlformats.org/officeDocument/2006/customXml" ds:itemID="{020600AF-218F-4FB0-9E3E-518FF9ED3595}">
   <ds:schemaRefs>
-    <ds:schemaRef ds:uri="http://schemas.microsoft.com/sharepoint/v3/contenttype/forms"/>
+    <ds:schemaRef ds:uri="http://schemas.microsoft.com/office/2006/metadata/properties"/>
+    <ds:schemaRef ds:uri="http://schemas.microsoft.com/office/infopath/2007/PartnerControls"/>
+    <ds:schemaRef ds:uri="c2af1203-a1e0-49fe-9bc1-da87b6900221"/>
+    <ds:schemaRef ds:uri="e7263df1-7b3c-4456-b643-d7b891353f09"/>
   </ds:schemaRefs>
 </ds:datastoreItem>
 </file>